--- a/backend/data/seed/resumes/1c841dd1-e070-5b96-a00f-bc7ae6a5983b.docx
+++ b/backend/data/seed/resumes/1c841dd1-e070-5b96-a00f-bc7ae6a5983b.docx
@@ -91,7 +91,7 @@
     </w:p>
     <w:p>
       <w:r>
-        <w:t>Bootcamp</w:t>
+        <w:t>MSc Data Science</w:t>
       </w:r>
     </w:p>
     <w:p/>
